--- a/output/summary/product/FederatedGqlBreakDown-FE-product.docx
+++ b/output/summary/product/FederatedGqlBreakDown-FE-product.docx
@@ -354,7 +354,7 @@
                 <w:color w:val="373737"/>
                 <w:sz w:val="18"/>
               </w:rPr>
-              <w:t>2026-07-16</w:t>
+              <w:t>2026-07-17</w:t>
             </w:r>
           </w:p>
         </w:tc>
@@ -944,7 +944,7 @@
                 <w:rFonts w:ascii="Courier New" w:hAnsi="Courier New"/>
                 <w:sz w:val="18"/>
               </w:rPr>
-              <w:t>PRODUCT-BE-B-04</w:t>
+              <w:t>PRODUCT-BE-B-02</w:t>
             </w:r>
             <w:r>
               <w:rPr>
@@ -1263,7 +1263,7 @@
                 <w:rFonts w:ascii="Courier New" w:hAnsi="Courier New"/>
                 <w:sz w:val="18"/>
               </w:rPr>
-              <w:t>PRODUCT-BE-B-03</w:t>
+              <w:t>PRODUCT-BE-B-02</w:t>
             </w:r>
           </w:p>
         </w:tc>
@@ -1554,7 +1554,7 @@
                 <w:rFonts w:ascii="Courier New" w:hAnsi="Courier New"/>
                 <w:sz w:val="18"/>
               </w:rPr>
-              <w:t>PRODUCT-BE-B-07</w:t>
+              <w:t>PRODUCT-BE-B-06</w:t>
             </w:r>
             <w:r>
               <w:rPr>
@@ -1568,7 +1568,7 @@
                 <w:rFonts w:ascii="Courier New" w:hAnsi="Courier New"/>
                 <w:sz w:val="18"/>
               </w:rPr>
-              <w:t>PRODUCT-BE-B-08</w:t>
+              <w:t>PRODUCT-BE-B-10</w:t>
             </w:r>
             <w:r>
               <w:rPr>
@@ -1582,7 +1582,7 @@
                 <w:rFonts w:ascii="Courier New" w:hAnsi="Courier New"/>
                 <w:sz w:val="18"/>
               </w:rPr>
-              <w:t>PRODUCT-BE-B-09</w:t>
+              <w:t>PRODUCT-BE-C-05</w:t>
             </w:r>
             <w:r>
               <w:rPr>
@@ -1596,77 +1596,7 @@
                 <w:rFonts w:ascii="Courier New" w:hAnsi="Courier New"/>
                 <w:sz w:val="18"/>
               </w:rPr>
-              <w:t>PRODUCT-BE-B-10</w:t>
-            </w:r>
-            <w:r>
-              <w:rPr>
-                <w:color w:val="373737"/>
-                <w:sz w:val="18"/>
-              </w:rPr>
-              <w:t xml:space="preserve">, </w:t>
-            </w:r>
-            <w:r>
-              <w:rPr>
-                <w:rFonts w:ascii="Courier New" w:hAnsi="Courier New"/>
-                <w:sz w:val="18"/>
-              </w:rPr>
-              <w:t>PRODUCT-BE-B-11</w:t>
-            </w:r>
-            <w:r>
-              <w:rPr>
-                <w:color w:val="373737"/>
-                <w:sz w:val="18"/>
-              </w:rPr>
-              <w:t xml:space="preserve">, </w:t>
-            </w:r>
-            <w:r>
-              <w:rPr>
-                <w:rFonts w:ascii="Courier New" w:hAnsi="Courier New"/>
-                <w:sz w:val="18"/>
-              </w:rPr>
-              <w:t>PRODUCT-BE-C-05</w:t>
-            </w:r>
-            <w:r>
-              <w:rPr>
-                <w:color w:val="373737"/>
-                <w:sz w:val="18"/>
-              </w:rPr>
-              <w:t xml:space="preserve">, </w:t>
-            </w:r>
-            <w:r>
-              <w:rPr>
-                <w:rFonts w:ascii="Courier New" w:hAnsi="Courier New"/>
-                <w:sz w:val="18"/>
-              </w:rPr>
-              <w:t>PRODUCT-BE-D-15</w:t>
-            </w:r>
-            <w:r>
-              <w:rPr>
-                <w:color w:val="373737"/>
-                <w:sz w:val="18"/>
-              </w:rPr>
-              <w:t xml:space="preserve">, </w:t>
-            </w:r>
-            <w:r>
-              <w:rPr>
-                <w:rFonts w:ascii="Courier New" w:hAnsi="Courier New"/>
-                <w:sz w:val="18"/>
-              </w:rPr>
-              <w:t>PRODUCT-BE-D-16</w:t>
-            </w:r>
-            <w:r>
-              <w:rPr>
-                <w:color w:val="373737"/>
-                <w:sz w:val="18"/>
-              </w:rPr>
-              <w:t xml:space="preserve">, </w:t>
-            </w:r>
-            <w:r>
-              <w:rPr>
-                <w:rFonts w:ascii="Courier New" w:hAnsi="Courier New"/>
-                <w:sz w:val="18"/>
-              </w:rPr>
-              <w:t>PRODUCT-BE-D-17</w:t>
+              <w:t>PRODUCT-BE-D-14</w:t>
             </w:r>
           </w:p>
         </w:tc>
@@ -1978,20 +1908,6 @@
                 <w:sz w:val="18"/>
               </w:rPr>
               <w:t>PRODUCT-BE-D-10</w:t>
-            </w:r>
-            <w:r>
-              <w:rPr>
-                <w:color w:val="373737"/>
-                <w:sz w:val="18"/>
-              </w:rPr>
-              <w:t xml:space="preserve">, </w:t>
-            </w:r>
-            <w:r>
-              <w:rPr>
-                <w:rFonts w:ascii="Courier New" w:hAnsi="Courier New"/>
-                <w:sz w:val="18"/>
-              </w:rPr>
-              <w:t>PRODUCT-BE-D-13</w:t>
             </w:r>
             <w:r>
               <w:rPr>
@@ -2251,21 +2167,7 @@
                 <w:rFonts w:ascii="Courier New" w:hAnsi="Courier New"/>
                 <w:sz w:val="18"/>
               </w:rPr>
-              <w:t>PRODUCT-BE-D-07</w:t>
-            </w:r>
-            <w:r>
-              <w:rPr>
-                <w:color w:val="373737"/>
-                <w:sz w:val="18"/>
-              </w:rPr>
-              <w:t xml:space="preserve">, </w:t>
-            </w:r>
-            <w:r>
-              <w:rPr>
-                <w:rFonts w:ascii="Courier New" w:hAnsi="Courier New"/>
-                <w:sz w:val="18"/>
-              </w:rPr>
-              <w:t>PRODUCT-BE-D-12</w:t>
+              <w:t>PRODUCT-BE-D-10</w:t>
             </w:r>
             <w:r>
               <w:rPr>
@@ -2450,7 +2352,7 @@
                 <w:rFonts w:ascii="Courier New" w:hAnsi="Courier New"/>
                 <w:sz w:val="18"/>
               </w:rPr>
-              <w:t>PRODUCT-BE-D-09</w:t>
+              <w:t>PRODUCT-BE-D-06</w:t>
             </w:r>
           </w:p>
         </w:tc>
@@ -3095,7 +2997,7 @@
                 <w:rFonts w:ascii="Courier New" w:hAnsi="Courier New"/>
                 <w:sz w:val="18"/>
               </w:rPr>
-              <w:t>PRODUCT-BE-B-03</w:t>
+              <w:t>PRODUCT-BE-B-02</w:t>
             </w:r>
           </w:p>
         </w:tc>
@@ -3221,7 +3123,7 @@
                 <w:rFonts w:ascii="Courier New" w:hAnsi="Courier New"/>
                 <w:sz w:val="18"/>
               </w:rPr>
-              <w:t>PRODUCT-BE-B-04</w:t>
+              <w:t>PRODUCT-BE-B-02</w:t>
             </w:r>
             <w:r>
               <w:rPr>
@@ -3387,7 +3289,7 @@
                 <w:rFonts w:ascii="Courier New" w:hAnsi="Courier New"/>
                 <w:sz w:val="18"/>
               </w:rPr>
-              <w:t>PRODUCT-BE-B-07</w:t>
+              <w:t>PRODUCT-BE-B-06</w:t>
             </w:r>
             <w:r>
               <w:rPr>
@@ -3401,7 +3303,7 @@
                 <w:rFonts w:ascii="Courier New" w:hAnsi="Courier New"/>
                 <w:sz w:val="18"/>
               </w:rPr>
-              <w:t>PRODUCT-BE-B-08</w:t>
+              <w:t>PRODUCT-BE-B-10</w:t>
             </w:r>
             <w:r>
               <w:rPr>
@@ -3415,7 +3317,7 @@
                 <w:rFonts w:ascii="Courier New" w:hAnsi="Courier New"/>
                 <w:sz w:val="18"/>
               </w:rPr>
-              <w:t>PRODUCT-BE-B-09</w:t>
+              <w:t>PRODUCT-BE-C-05</w:t>
             </w:r>
             <w:r>
               <w:rPr>
@@ -3429,14 +3331,14 @@
                 <w:rFonts w:ascii="Courier New" w:hAnsi="Courier New"/>
                 <w:sz w:val="18"/>
               </w:rPr>
-              <w:t>PRODUCT-BE-B-10</w:t>
+              <w:t>PRODUCT-BE-D-14</w:t>
             </w:r>
             <w:r>
               <w:rPr>
                 <w:color w:val="373737"/>
                 <w:sz w:val="18"/>
               </w:rPr>
-              <w:t xml:space="preserve"> (+5)&lt;br&gt;</w:t>
+              <w:t>&lt;br&gt;</w:t>
             </w:r>
             <w:r>
               <w:rPr>
@@ -3506,7 +3408,7 @@
                 <w:color w:val="373737"/>
                 <w:sz w:val="18"/>
               </w:rPr>
-              <w:t xml:space="preserve"> (+4)&lt;br&gt;</w:t>
+              <w:t xml:space="preserve"> (+3)&lt;br&gt;</w:t>
             </w:r>
             <w:r>
               <w:rPr>
@@ -3541,21 +3443,7 @@
                 <w:rFonts w:ascii="Courier New" w:hAnsi="Courier New"/>
                 <w:sz w:val="18"/>
               </w:rPr>
-              <w:t>PRODUCT-BE-D-07</w:t>
-            </w:r>
-            <w:r>
-              <w:rPr>
-                <w:color w:val="373737"/>
-                <w:sz w:val="18"/>
-              </w:rPr>
-              <w:t xml:space="preserve">, </w:t>
-            </w:r>
-            <w:r>
-              <w:rPr>
-                <w:rFonts w:ascii="Courier New" w:hAnsi="Courier New"/>
-                <w:sz w:val="18"/>
-              </w:rPr>
-              <w:t>PRODUCT-BE-D-12</w:t>
+              <w:t>PRODUCT-BE-D-10</w:t>
             </w:r>
           </w:p>
         </w:tc>
@@ -3903,7 +3791,7 @@
                 <w:rFonts w:ascii="Courier New" w:hAnsi="Courier New"/>
                 <w:sz w:val="18"/>
               </w:rPr>
-              <w:t>PRODUCT-BE-D-09</w:t>
+              <w:t>PRODUCT-BE-D-06</w:t>
             </w:r>
           </w:p>
         </w:tc>
@@ -4100,6 +3988,720 @@
           <w:sz w:val="19"/>
         </w:rPr>
         <w:t>.</w:t>
+      </w:r>
+    </w:p>
+    <w:p>
+      <w:pPr>
+        <w:spacing w:before="240" w:after="80"/>
+      </w:pPr>
+      <w:r>
+        <w:rPr>
+          <w:b/>
+          <w:color w:val="1F497D"/>
+          <w:sz w:val="28"/>
+        </w:rPr>
+        <w:t>Recommended Story Graph — 2 Frontend Engineers</w:t>
+      </w:r>
+    </w:p>
+    <w:p>
+      <w:pPr>
+        <w:spacing w:after="40"/>
+      </w:pPr>
+      <w:r>
+        <w:rPr>
+          <w:color w:val="444444"/>
+          <w:sz w:val="18"/>
+        </w:rPr>
+        <w:t xml:space="preserve">The order map above packed onto </w:t>
+      </w:r>
+      <w:r>
+        <w:rPr>
+          <w:b/>
+          <w:color w:val="444444"/>
+          <w:sz w:val="18"/>
+        </w:rPr>
+        <w:t>two frontend engineers</w:t>
+      </w:r>
+      <w:r>
+        <w:rPr>
+          <w:color w:val="444444"/>
+          <w:sz w:val="18"/>
+        </w:rPr>
+        <w:t xml:space="preserve">. Lanes re-sync at each step because the step's </w:t>
+      </w:r>
+      <w:r>
+        <w:rPr>
+          <w:b/>
+          <w:color w:val="444444"/>
+          <w:sz w:val="18"/>
+        </w:rPr>
+        <w:t>backend gate</w:t>
+      </w:r>
+      <w:r>
+        <w:rPr>
+          <w:color w:val="444444"/>
+          <w:sz w:val="18"/>
+        </w:rPr>
+        <w:t xml:space="preserve"> — not engineer availability — is the limiter; in a single-story step the second engineer pairs on parity checks/rollout or pre-pulls the next unblocked story. FE→FE chains stay with one engineer for context.</w:t>
+      </w:r>
+    </w:p>
+    <w:tbl>
+      <w:tblPr>
+        <w:tblStyle w:val="TableGrid"/>
+        <w:tblW w:type="auto" w:w="0"/>
+        <w:tblLook w:firstColumn="1" w:firstRow="1" w:lastColumn="0" w:lastRow="0" w:noHBand="0" w:noVBand="1" w:val="04A0"/>
+        <w:tblBorders>
+          <w:top w:val="single" w:sz="4" w:space="0" w:color="BFBFBF"/>
+          <w:left w:val="single" w:sz="4" w:space="0" w:color="BFBFBF"/>
+          <w:bottom w:val="single" w:sz="4" w:space="0" w:color="BFBFBF"/>
+          <w:right w:val="single" w:sz="4" w:space="0" w:color="BFBFBF"/>
+          <w:insideH w:val="single" w:sz="4" w:space="0" w:color="BFBFBF"/>
+          <w:insideV w:val="single" w:sz="4" w:space="0" w:color="BFBFBF"/>
+        </w:tblBorders>
+      </w:tblPr>
+      <w:tblGrid>
+        <w:gridCol w:w="2160"/>
+        <w:gridCol w:w="2160"/>
+        <w:gridCol w:w="2160"/>
+        <w:gridCol w:w="2160"/>
+      </w:tblGrid>
+      <w:tr>
+        <w:trPr>
+          <w:trHeight w:val="360" w:hRule="atLeast"/>
+        </w:trPr>
+        <w:tc>
+          <w:tcPr>
+            <w:tcW w:type="dxa" w:w="2160"/>
+            <w:shd w:val="clear" w:color="auto" w:fill="DAE8FC"/>
+            <w:vAlign w:val="top"/>
+          </w:tcPr>
+          <w:p>
+            <w:pPr>
+              <w:jc w:val="left"/>
+            </w:pPr>
+            <w:r>
+              <w:rPr>
+                <w:b/>
+                <w:color w:val="1F3864"/>
+                <w:sz w:val="18"/>
+              </w:rPr>
+              <w:t>Step</w:t>
+            </w:r>
+          </w:p>
+        </w:tc>
+        <w:tc>
+          <w:tcPr>
+            <w:tcW w:type="dxa" w:w="2160"/>
+            <w:shd w:val="clear" w:color="auto" w:fill="DAE8FC"/>
+            <w:vAlign w:val="top"/>
+          </w:tcPr>
+          <w:p>
+            <w:pPr>
+              <w:jc w:val="left"/>
+            </w:pPr>
+            <w:r>
+              <w:rPr>
+                <w:b/>
+                <w:color w:val="1F3864"/>
+                <w:sz w:val="18"/>
+              </w:rPr>
+              <w:t>👤 FE-1</w:t>
+            </w:r>
+          </w:p>
+        </w:tc>
+        <w:tc>
+          <w:tcPr>
+            <w:tcW w:type="dxa" w:w="2160"/>
+            <w:shd w:val="clear" w:color="auto" w:fill="DAE8FC"/>
+            <w:vAlign w:val="top"/>
+          </w:tcPr>
+          <w:p>
+            <w:pPr>
+              <w:jc w:val="left"/>
+            </w:pPr>
+            <w:r>
+              <w:rPr>
+                <w:b/>
+                <w:color w:val="1F3864"/>
+                <w:sz w:val="18"/>
+              </w:rPr>
+              <w:t>👤 FE-2</w:t>
+            </w:r>
+          </w:p>
+        </w:tc>
+        <w:tc>
+          <w:tcPr>
+            <w:tcW w:type="dxa" w:w="2160"/>
+            <w:shd w:val="clear" w:color="auto" w:fill="DAE8FC"/>
+            <w:vAlign w:val="top"/>
+          </w:tcPr>
+          <w:p>
+            <w:pPr>
+              <w:jc w:val="left"/>
+            </w:pPr>
+            <w:r>
+              <w:rPr>
+                <w:b/>
+                <w:color w:val="1F3864"/>
+                <w:sz w:val="18"/>
+              </w:rPr>
+              <w:t>Backend gate (focus)</w:t>
+            </w:r>
+          </w:p>
+        </w:tc>
+      </w:tr>
+      <w:tr>
+        <w:tc>
+          <w:tcPr>
+            <w:tcW w:type="dxa" w:w="2160"/>
+            <w:vAlign w:val="top"/>
+          </w:tcPr>
+          <w:p>
+            <w:pPr>
+              <w:jc w:val="left"/>
+            </w:pPr>
+            <w:r>
+              <w:rPr>
+                <w:color w:val="373737"/>
+                <w:sz w:val="18"/>
+              </w:rPr>
+              <w:t>1</w:t>
+            </w:r>
+          </w:p>
+        </w:tc>
+        <w:tc>
+          <w:tcPr>
+            <w:tcW w:type="dxa" w:w="2160"/>
+            <w:vAlign w:val="top"/>
+          </w:tcPr>
+          <w:p>
+            <w:pPr>
+              <w:jc w:val="left"/>
+            </w:pPr>
+            <w:r>
+              <w:rPr>
+                <w:color w:val="373737"/>
+                <w:sz w:val="18"/>
+              </w:rPr>
+              <w:t xml:space="preserve">🔴 </w:t>
+            </w:r>
+            <w:r>
+              <w:rPr>
+                <w:rFonts w:ascii="Courier New" w:hAnsi="Courier New"/>
+                <w:sz w:val="18"/>
+              </w:rPr>
+              <w:t>PRODUCT-FE-001</w:t>
+            </w:r>
+            <w:r>
+              <w:rPr>
+                <w:color w:val="373737"/>
+                <w:sz w:val="18"/>
+              </w:rPr>
+              <w:t xml:space="preserve"> (10–15d)</w:t>
+            </w:r>
+          </w:p>
+        </w:tc>
+        <w:tc>
+          <w:tcPr>
+            <w:tcW w:type="dxa" w:w="2160"/>
+            <w:vAlign w:val="top"/>
+          </w:tcPr>
+          <w:p>
+            <w:pPr>
+              <w:jc w:val="left"/>
+            </w:pPr>
+            <w:r>
+              <w:rPr>
+                <w:color w:val="373737"/>
+                <w:sz w:val="18"/>
+              </w:rPr>
+              <w:t xml:space="preserve">🟡 </w:t>
+            </w:r>
+            <w:r>
+              <w:rPr>
+                <w:rFonts w:ascii="Courier New" w:hAnsi="Courier New"/>
+                <w:sz w:val="18"/>
+              </w:rPr>
+              <w:t>PRODUCT-FE-004</w:t>
+            </w:r>
+            <w:r>
+              <w:rPr>
+                <w:color w:val="373737"/>
+                <w:sz w:val="18"/>
+              </w:rPr>
+              <w:t xml:space="preserve"> (5–8d)</w:t>
+            </w:r>
+          </w:p>
+        </w:tc>
+        <w:tc>
+          <w:tcPr>
+            <w:tcW w:type="dxa" w:w="2160"/>
+            <w:vAlign w:val="top"/>
+          </w:tcPr>
+          <w:p>
+            <w:pPr>
+              <w:jc w:val="left"/>
+            </w:pPr>
+            <w:r>
+              <w:rPr>
+                <w:color w:val="373737"/>
+                <w:sz w:val="18"/>
+              </w:rPr>
+              <w:t>Reads cutover — needs backend phase A/B reads live</w:t>
+            </w:r>
+          </w:p>
+        </w:tc>
+      </w:tr>
+      <w:tr>
+        <w:tc>
+          <w:tcPr>
+            <w:tcW w:type="dxa" w:w="2160"/>
+            <w:shd w:val="clear" w:color="auto" w:fill="F5F8FF"/>
+            <w:vAlign w:val="top"/>
+          </w:tcPr>
+          <w:p>
+            <w:pPr>
+              <w:jc w:val="left"/>
+            </w:pPr>
+            <w:r>
+              <w:rPr>
+                <w:color w:val="373737"/>
+                <w:sz w:val="18"/>
+              </w:rPr>
+              <w:t>2</w:t>
+            </w:r>
+          </w:p>
+        </w:tc>
+        <w:tc>
+          <w:tcPr>
+            <w:tcW w:type="dxa" w:w="2160"/>
+            <w:shd w:val="clear" w:color="auto" w:fill="F5F8FF"/>
+            <w:vAlign w:val="top"/>
+          </w:tcPr>
+          <w:p>
+            <w:pPr>
+              <w:jc w:val="left"/>
+            </w:pPr>
+            <w:r>
+              <w:rPr>
+                <w:color w:val="373737"/>
+                <w:sz w:val="18"/>
+              </w:rPr>
+              <w:t xml:space="preserve">🟡 </w:t>
+            </w:r>
+            <w:r>
+              <w:rPr>
+                <w:rFonts w:ascii="Courier New" w:hAnsi="Courier New"/>
+                <w:sz w:val="18"/>
+              </w:rPr>
+              <w:t>PRODUCT-FE-002</w:t>
+            </w:r>
+            <w:r>
+              <w:rPr>
+                <w:color w:val="373737"/>
+                <w:sz w:val="18"/>
+              </w:rPr>
+              <w:t xml:space="preserve"> (5–8d)</w:t>
+            </w:r>
+          </w:p>
+        </w:tc>
+        <w:tc>
+          <w:tcPr>
+            <w:tcW w:type="dxa" w:w="2160"/>
+            <w:shd w:val="clear" w:color="auto" w:fill="F5F8FF"/>
+            <w:vAlign w:val="top"/>
+          </w:tcPr>
+          <w:p>
+            <w:pPr>
+              <w:jc w:val="left"/>
+            </w:pPr>
+            <w:r>
+              <w:rPr>
+                <w:color w:val="373737"/>
+                <w:sz w:val="18"/>
+              </w:rPr>
+              <w:t xml:space="preserve">🟡 </w:t>
+            </w:r>
+            <w:r>
+              <w:rPr>
+                <w:rFonts w:ascii="Courier New" w:hAnsi="Courier New"/>
+                <w:sz w:val="18"/>
+              </w:rPr>
+              <w:t>PRODUCT-FE-005</w:t>
+            </w:r>
+            <w:r>
+              <w:rPr>
+                <w:color w:val="373737"/>
+                <w:sz w:val="18"/>
+              </w:rPr>
+              <w:t xml:space="preserve"> (5–8d)</w:t>
+            </w:r>
+          </w:p>
+        </w:tc>
+        <w:tc>
+          <w:tcPr>
+            <w:tcW w:type="dxa" w:w="2160"/>
+            <w:shd w:val="clear" w:color="auto" w:fill="F5F8FF"/>
+            <w:vAlign w:val="top"/>
+          </w:tcPr>
+          <w:p>
+            <w:pPr>
+              <w:jc w:val="left"/>
+            </w:pPr>
+            <w:r>
+              <w:rPr>
+                <w:color w:val="373737"/>
+                <w:sz w:val="18"/>
+              </w:rPr>
+              <w:t>Search &amp; listing — needs backend phase C</w:t>
+            </w:r>
+          </w:p>
+        </w:tc>
+      </w:tr>
+      <w:tr>
+        <w:tc>
+          <w:tcPr>
+            <w:tcW w:type="dxa" w:w="2160"/>
+            <w:vAlign w:val="top"/>
+          </w:tcPr>
+          <w:p>
+            <w:pPr>
+              <w:jc w:val="left"/>
+            </w:pPr>
+            <w:r>
+              <w:rPr>
+                <w:color w:val="373737"/>
+                <w:sz w:val="18"/>
+              </w:rPr>
+              <w:t>3</w:t>
+            </w:r>
+          </w:p>
+        </w:tc>
+        <w:tc>
+          <w:tcPr>
+            <w:tcW w:type="dxa" w:w="2160"/>
+            <w:vAlign w:val="top"/>
+          </w:tcPr>
+          <w:p>
+            <w:pPr>
+              <w:jc w:val="left"/>
+            </w:pPr>
+            <w:r>
+              <w:rPr>
+                <w:color w:val="373737"/>
+                <w:sz w:val="18"/>
+              </w:rPr>
+              <w:t xml:space="preserve">🟡 </w:t>
+            </w:r>
+            <w:r>
+              <w:rPr>
+                <w:rFonts w:ascii="Courier New" w:hAnsi="Courier New"/>
+                <w:sz w:val="18"/>
+              </w:rPr>
+              <w:t>PRODUCT-FE-007</w:t>
+            </w:r>
+            <w:r>
+              <w:rPr>
+                <w:color w:val="373737"/>
+                <w:sz w:val="18"/>
+              </w:rPr>
+              <w:t xml:space="preserve"> (6–10d)&lt;br&gt;🟡 </w:t>
+            </w:r>
+            <w:r>
+              <w:rPr>
+                <w:rFonts w:ascii="Courier New" w:hAnsi="Courier New"/>
+                <w:sz w:val="18"/>
+              </w:rPr>
+              <w:t>PRODUCT-FE-008</w:t>
+            </w:r>
+            <w:r>
+              <w:rPr>
+                <w:color w:val="373737"/>
+                <w:sz w:val="18"/>
+              </w:rPr>
+              <w:t xml:space="preserve"> (4–6d)</w:t>
+            </w:r>
+          </w:p>
+        </w:tc>
+        <w:tc>
+          <w:tcPr>
+            <w:tcW w:type="dxa" w:w="2160"/>
+            <w:vAlign w:val="top"/>
+          </w:tcPr>
+          <w:p>
+            <w:pPr>
+              <w:jc w:val="left"/>
+            </w:pPr>
+            <w:r>
+              <w:rPr>
+                <w:color w:val="373737"/>
+                <w:sz w:val="18"/>
+              </w:rPr>
+              <w:t xml:space="preserve">🟡 </w:t>
+            </w:r>
+            <w:r>
+              <w:rPr>
+                <w:rFonts w:ascii="Courier New" w:hAnsi="Courier New"/>
+                <w:sz w:val="18"/>
+              </w:rPr>
+              <w:t>PRODUCT-FE-006</w:t>
+            </w:r>
+            <w:r>
+              <w:rPr>
+                <w:color w:val="373737"/>
+                <w:sz w:val="18"/>
+              </w:rPr>
+              <w:t xml:space="preserve"> (4–6d)</w:t>
+            </w:r>
+          </w:p>
+        </w:tc>
+        <w:tc>
+          <w:tcPr>
+            <w:tcW w:type="dxa" w:w="2160"/>
+            <w:vAlign w:val="top"/>
+          </w:tcPr>
+          <w:p>
+            <w:pPr>
+              <w:jc w:val="left"/>
+            </w:pPr>
+            <w:r>
+              <w:rPr>
+                <w:color w:val="373737"/>
+                <w:sz w:val="18"/>
+              </w:rPr>
+              <w:t>Writes — needs backend phase D mutations</w:t>
+            </w:r>
+          </w:p>
+        </w:tc>
+      </w:tr>
+      <w:tr>
+        <w:tc>
+          <w:tcPr>
+            <w:tcW w:type="dxa" w:w="2160"/>
+            <w:shd w:val="clear" w:color="auto" w:fill="F5F8FF"/>
+            <w:vAlign w:val="top"/>
+          </w:tcPr>
+          <w:p>
+            <w:pPr>
+              <w:jc w:val="left"/>
+            </w:pPr>
+            <w:r>
+              <w:rPr>
+                <w:color w:val="373737"/>
+                <w:sz w:val="18"/>
+              </w:rPr>
+              <w:t>4</w:t>
+            </w:r>
+          </w:p>
+        </w:tc>
+        <w:tc>
+          <w:tcPr>
+            <w:tcW w:type="dxa" w:w="2160"/>
+            <w:shd w:val="clear" w:color="auto" w:fill="F5F8FF"/>
+            <w:vAlign w:val="top"/>
+          </w:tcPr>
+          <w:p>
+            <w:pPr>
+              <w:jc w:val="left"/>
+            </w:pPr>
+            <w:r>
+              <w:rPr>
+                <w:color w:val="373737"/>
+                <w:sz w:val="18"/>
+              </w:rPr>
+              <w:t xml:space="preserve">🟡 </w:t>
+            </w:r>
+            <w:r>
+              <w:rPr>
+                <w:rFonts w:ascii="Courier New" w:hAnsi="Courier New"/>
+                <w:sz w:val="18"/>
+              </w:rPr>
+              <w:t>PRODUCT-FE-010</w:t>
+            </w:r>
+            <w:r>
+              <w:rPr>
+                <w:color w:val="373737"/>
+                <w:sz w:val="18"/>
+              </w:rPr>
+              <w:t xml:space="preserve"> (4–6d)</w:t>
+            </w:r>
+          </w:p>
+        </w:tc>
+        <w:tc>
+          <w:tcPr>
+            <w:tcW w:type="dxa" w:w="2160"/>
+            <w:shd w:val="clear" w:color="auto" w:fill="F5F8FF"/>
+            <w:vAlign w:val="top"/>
+          </w:tcPr>
+          <w:p>
+            <w:pPr>
+              <w:jc w:val="left"/>
+            </w:pPr>
+            <w:r>
+              <w:rPr>
+                <w:color w:val="373737"/>
+                <w:sz w:val="18"/>
+              </w:rPr>
+              <w:t xml:space="preserve">🟡 </w:t>
+            </w:r>
+            <w:r>
+              <w:rPr>
+                <w:rFonts w:ascii="Courier New" w:hAnsi="Courier New"/>
+                <w:sz w:val="18"/>
+              </w:rPr>
+              <w:t>PRODUCT-FE-011</w:t>
+            </w:r>
+            <w:r>
+              <w:rPr>
+                <w:color w:val="373737"/>
+                <w:sz w:val="18"/>
+              </w:rPr>
+              <w:t xml:space="preserve"> (4–6d)</w:t>
+            </w:r>
+          </w:p>
+        </w:tc>
+        <w:tc>
+          <w:tcPr>
+            <w:tcW w:type="dxa" w:w="2160"/>
+            <w:shd w:val="clear" w:color="auto" w:fill="F5F8FF"/>
+            <w:vAlign w:val="top"/>
+          </w:tcPr>
+          <w:p>
+            <w:pPr>
+              <w:jc w:val="left"/>
+            </w:pPr>
+            <w:r>
+              <w:rPr>
+                <w:color w:val="373737"/>
+                <w:sz w:val="18"/>
+              </w:rPr>
+              <w:t>Complex writes / sagas — needs backend phase E + ADR ratification</w:t>
+            </w:r>
+          </w:p>
+        </w:tc>
+      </w:tr>
+      <w:tr>
+        <w:tc>
+          <w:tcPr>
+            <w:tcW w:type="dxa" w:w="2160"/>
+            <w:vAlign w:val="top"/>
+          </w:tcPr>
+          <w:p>
+            <w:pPr>
+              <w:jc w:val="left"/>
+            </w:pPr>
+            <w:r>
+              <w:rPr>
+                <w:color w:val="373737"/>
+                <w:sz w:val="18"/>
+              </w:rPr>
+              <w:t>5</w:t>
+            </w:r>
+          </w:p>
+        </w:tc>
+        <w:tc>
+          <w:tcPr>
+            <w:tcW w:type="dxa" w:w="2160"/>
+            <w:vAlign w:val="top"/>
+          </w:tcPr>
+          <w:p>
+            <w:pPr>
+              <w:jc w:val="left"/>
+            </w:pPr>
+            <w:r>
+              <w:rPr>
+                <w:color w:val="373737"/>
+                <w:sz w:val="18"/>
+              </w:rPr>
+              <w:t xml:space="preserve">🔴 </w:t>
+            </w:r>
+            <w:r>
+              <w:rPr>
+                <w:rFonts w:ascii="Courier New" w:hAnsi="Courier New"/>
+                <w:sz w:val="18"/>
+              </w:rPr>
+              <w:t>PRODUCT-FE-003</w:t>
+            </w:r>
+            <w:r>
+              <w:rPr>
+                <w:color w:val="373737"/>
+                <w:sz w:val="18"/>
+              </w:rPr>
+              <w:t xml:space="preserve"> (8–12d)</w:t>
+            </w:r>
+          </w:p>
+        </w:tc>
+        <w:tc>
+          <w:tcPr>
+            <w:tcW w:type="dxa" w:w="2160"/>
+            <w:vAlign w:val="top"/>
+          </w:tcPr>
+          <w:p>
+            <w:pPr>
+              <w:jc w:val="left"/>
+            </w:pPr>
+            <w:r>
+              <w:rPr>
+                <w:color w:val="373737"/>
+                <w:sz w:val="18"/>
+              </w:rPr>
+              <w:t xml:space="preserve">🔴 </w:t>
+            </w:r>
+            <w:r>
+              <w:rPr>
+                <w:rFonts w:ascii="Courier New" w:hAnsi="Courier New"/>
+                <w:sz w:val="18"/>
+              </w:rPr>
+              <w:t>PRODUCT-FE-009</w:t>
+            </w:r>
+            <w:r>
+              <w:rPr>
+                <w:color w:val="373737"/>
+                <w:sz w:val="18"/>
+              </w:rPr>
+              <w:t xml:space="preserve"> (8–12d)</w:t>
+            </w:r>
+          </w:p>
+        </w:tc>
+        <w:tc>
+          <w:tcPr>
+            <w:tcW w:type="dxa" w:w="2160"/>
+            <w:vAlign w:val="top"/>
+          </w:tcPr>
+          <w:p>
+            <w:pPr>
+              <w:jc w:val="left"/>
+            </w:pPr>
+            <w:r>
+              <w:rPr>
+                <w:color w:val="373737"/>
+                <w:sz w:val="18"/>
+              </w:rPr>
+              <w:t>Externally gated — search/read-hub decision</w:t>
+            </w:r>
+          </w:p>
+        </w:tc>
+      </w:tr>
+    </w:tbl>
+    <w:p/>
+    <w:p>
+      <w:pPr>
+        <w:spacing w:after="60"/>
+      </w:pPr>
+      <w:r>
+        <w:rPr>
+          <w:b/>
+          <w:color w:val="373737"/>
+          <w:sz w:val="19"/>
+        </w:rPr>
+        <w:t>Elapsed (nominal midpoints):</w:t>
+      </w:r>
+      <w:r>
+        <w:rPr>
+          <w:color w:val="373737"/>
+          <w:sz w:val="19"/>
+        </w:rPr>
+        <w:t xml:space="preserve"> ~47 FE build days with 2 engineers vs ~80 single-engineer — calendar time is set by the backend gates, not FE capacity.</w:t>
       </w:r>
     </w:p>
     <w:p>

--- a/output/summary/product/FederatedGqlBreakDown-FE-product.docx
+++ b/output/summary/product/FederatedGqlBreakDown-FE-product.docx
@@ -194,7 +194,7 @@
                 <w:color w:val="373737"/>
                 <w:sz w:val="18"/>
               </w:rPr>
-              <w:t>11</w:t>
+              <w:t>12</w:t>
             </w:r>
           </w:p>
         </w:tc>
@@ -235,7 +235,7 @@
                 <w:color w:val="373737"/>
                 <w:sz w:val="18"/>
               </w:rPr>
-              <w:t>🔴 3 High · 🟡 8 Medium · 🟢 0 Low</w:t>
+              <w:t>🔴 3 High · 🟡 9 Medium · 🟢 0 Low</w:t>
             </w:r>
           </w:p>
         </w:tc>
@@ -274,7 +274,7 @@
                 <w:color w:val="373737"/>
                 <w:sz w:val="18"/>
               </w:rPr>
-              <w:t>63–97 days (single-engineer)</w:t>
+              <w:t>66–102 days (single-engineer)</w:t>
             </w:r>
           </w:p>
         </w:tc>
@@ -2736,6 +2736,155 @@
           </w:p>
         </w:tc>
       </w:tr>
+      <w:tr>
+        <w:tc>
+          <w:tcPr>
+            <w:tcW w:type="dxa" w:w="1234"/>
+            <w:shd w:val="clear" w:color="auto" w:fill="F5F8FF"/>
+            <w:vAlign w:val="top"/>
+          </w:tcPr>
+          <w:p>
+            <w:pPr>
+              <w:jc w:val="left"/>
+            </w:pPr>
+            <w:r>
+              <w:rPr>
+                <w:rFonts w:ascii="Courier New" w:hAnsi="Courier New"/>
+                <w:sz w:val="18"/>
+              </w:rPr>
+              <w:t>PRODUCT-FE-012</w:t>
+            </w:r>
+          </w:p>
+        </w:tc>
+        <w:tc>
+          <w:tcPr>
+            <w:tcW w:type="dxa" w:w="1234"/>
+            <w:shd w:val="clear" w:color="auto" w:fill="F5F8FF"/>
+            <w:vAlign w:val="top"/>
+          </w:tcPr>
+          <w:p>
+            <w:pPr>
+              <w:jc w:val="left"/>
+            </w:pPr>
+            <w:r>
+              <w:rPr>
+                <w:color w:val="373737"/>
+                <w:sz w:val="18"/>
+              </w:rPr>
+              <w:t xml:space="preserve">Verify fragment type-conditions, </w:t>
+            </w:r>
+            <w:r>
+              <w:rPr>
+                <w:rFonts w:ascii="Courier New" w:hAnsi="Courier New"/>
+                <w:sz w:val="18"/>
+              </w:rPr>
+              <w:t>__typename</w:t>
+            </w:r>
+            <w:r>
+              <w:rPr>
+                <w:color w:val="373737"/>
+                <w:sz w:val="18"/>
+              </w:rPr>
+              <w:t xml:space="preserve"> logic and cache keys against federated type names</w:t>
+            </w:r>
+          </w:p>
+        </w:tc>
+        <w:tc>
+          <w:tcPr>
+            <w:tcW w:type="dxa" w:w="1234"/>
+            <w:shd w:val="clear" w:color="auto" w:fill="F5F8FF"/>
+            <w:vAlign w:val="top"/>
+          </w:tcPr>
+          <w:p>
+            <w:pPr>
+              <w:jc w:val="left"/>
+            </w:pPr>
+            <w:r>
+              <w:rPr>
+                <w:color w:val="373737"/>
+                <w:sz w:val="18"/>
+              </w:rPr>
+              <w:t>Verification / refactor</w:t>
+            </w:r>
+          </w:p>
+        </w:tc>
+        <w:tc>
+          <w:tcPr>
+            <w:tcW w:type="dxa" w:w="1234"/>
+            <w:shd w:val="clear" w:color="auto" w:fill="F5F8FF"/>
+            <w:vAlign w:val="top"/>
+          </w:tcPr>
+          <w:p>
+            <w:pPr>
+              <w:jc w:val="left"/>
+            </w:pPr>
+            <w:r>
+              <w:rPr>
+                <w:color w:val="373737"/>
+                <w:sz w:val="18"/>
+              </w:rPr>
+              <w:t>🟡 Medium</w:t>
+            </w:r>
+          </w:p>
+        </w:tc>
+        <w:tc>
+          <w:tcPr>
+            <w:tcW w:type="dxa" w:w="1234"/>
+            <w:shd w:val="clear" w:color="auto" w:fill="F5F8FF"/>
+            <w:vAlign w:val="top"/>
+          </w:tcPr>
+          <w:p>
+            <w:pPr>
+              <w:jc w:val="left"/>
+            </w:pPr>
+            <w:r>
+              <w:rPr>
+                <w:color w:val="373737"/>
+                <w:sz w:val="18"/>
+              </w:rPr>
+              <w:t>3–5 days</w:t>
+            </w:r>
+          </w:p>
+        </w:tc>
+        <w:tc>
+          <w:tcPr>
+            <w:tcW w:type="dxa" w:w="1234"/>
+            <w:shd w:val="clear" w:color="auto" w:fill="F5F8FF"/>
+            <w:vAlign w:val="top"/>
+          </w:tcPr>
+          <w:p>
+            <w:pPr>
+              <w:jc w:val="left"/>
+            </w:pPr>
+            <w:r>
+              <w:rPr>
+                <w:rFonts w:ascii="Courier New" w:hAnsi="Courier New"/>
+                <w:sz w:val="18"/>
+              </w:rPr>
+              <w:t>PRODUCT-BE-F-14</w:t>
+            </w:r>
+          </w:p>
+        </w:tc>
+        <w:tc>
+          <w:tcPr>
+            <w:tcW w:type="dxa" w:w="1234"/>
+            <w:shd w:val="clear" w:color="auto" w:fill="F5F8FF"/>
+            <w:vAlign w:val="top"/>
+          </w:tcPr>
+          <w:p>
+            <w:pPr>
+              <w:jc w:val="left"/>
+            </w:pPr>
+            <w:r>
+              <w:rPr>
+                <w:rFonts w:ascii="Courier New" w:hAnsi="Courier New"/>
+                <w:sz w:val="18"/>
+              </w:rPr>
+              <w:t>cross-cutting (no single operation)</w:t>
+            </w:r>
+          </w:p>
+        </w:tc>
+      </w:tr>
     </w:tbl>
     <w:p/>
     <w:p>
@@ -3524,6 +3673,20 @@
               </w:rPr>
               <w:t>PRODUCT-FE-011</w:t>
             </w:r>
+            <w:r>
+              <w:rPr>
+                <w:color w:val="373737"/>
+                <w:sz w:val="18"/>
+              </w:rPr>
+              <w:t xml:space="preserve">, 🟡 </w:t>
+            </w:r>
+            <w:r>
+              <w:rPr>
+                <w:rFonts w:ascii="Courier New" w:hAnsi="Courier New"/>
+                <w:sz w:val="18"/>
+              </w:rPr>
+              <w:t>PRODUCT-FE-012</w:t>
+            </w:r>
           </w:p>
         </w:tc>
         <w:tc>
@@ -3626,6 +3789,34 @@
                 <w:sz w:val="18"/>
               </w:rPr>
               <w:t>PRODUCT-BE-E-02</w:t>
+            </w:r>
+            <w:r>
+              <w:rPr>
+                <w:color w:val="373737"/>
+                <w:sz w:val="18"/>
+              </w:rPr>
+              <w:t>&lt;br&gt;</w:t>
+            </w:r>
+            <w:r>
+              <w:rPr>
+                <w:rFonts w:ascii="Courier New" w:hAnsi="Courier New"/>
+                <w:sz w:val="18"/>
+              </w:rPr>
+              <w:t>PRODUCT-FE-012</w:t>
+            </w:r>
+            <w:r>
+              <w:rPr>
+                <w:color w:val="373737"/>
+                <w:sz w:val="18"/>
+              </w:rPr>
+              <w:t xml:space="preserve"> → </w:t>
+            </w:r>
+            <w:r>
+              <w:rPr>
+                <w:rFonts w:ascii="Courier New" w:hAnsi="Courier New"/>
+                <w:sz w:val="18"/>
+              </w:rPr>
+              <w:t>PRODUCT-BE-F-14</w:t>
             </w:r>
           </w:p>
         </w:tc>
@@ -3966,6 +4157,20 @@
           <w:rFonts w:ascii="Courier New" w:hAnsi="Courier New"/>
           <w:sz w:val="19"/>
         </w:rPr>
+        <w:t>PRODUCT-FE-012</w:t>
+      </w:r>
+      <w:r>
+        <w:rPr>
+          <w:color w:val="373737"/>
+          <w:sz w:val="19"/>
+        </w:rPr>
+        <w:t xml:space="preserve"> → </w:t>
+      </w:r>
+      <w:r>
+        <w:rPr>
+          <w:rFonts w:ascii="Courier New" w:hAnsi="Courier New"/>
+          <w:sz w:val="19"/>
+        </w:rPr>
         <w:t>PRODUCT-FE-003</w:t>
       </w:r>
       <w:r>
@@ -4523,7 +4728,21 @@
                 <w:color w:val="373737"/>
                 <w:sz w:val="18"/>
               </w:rPr>
-              <w:t xml:space="preserve"> (4–6d)</w:t>
+              <w:t xml:space="preserve"> (4–6d)&lt;br&gt;🟡 </w:t>
+            </w:r>
+            <w:r>
+              <w:rPr>
+                <w:rFonts w:ascii="Courier New" w:hAnsi="Courier New"/>
+                <w:sz w:val="18"/>
+              </w:rPr>
+              <w:t>PRODUCT-FE-012</w:t>
+            </w:r>
+            <w:r>
+              <w:rPr>
+                <w:color w:val="373737"/>
+                <w:sz w:val="18"/>
+              </w:rPr>
+              <w:t xml:space="preserve"> (3–5d)</w:t>
             </w:r>
           </w:p>
         </w:tc>
@@ -4701,7 +4920,7 @@
           <w:color w:val="373737"/>
           <w:sz w:val="19"/>
         </w:rPr>
-        <w:t xml:space="preserve"> ~47 FE build days with 2 engineers vs ~80 single-engineer — calendar time is set by the backend gates, not FE capacity.</w:t>
+        <w:t xml:space="preserve"> ~51 FE build days with 2 engineers vs ~84 single-engineer — calendar time is set by the backend gates, not FE capacity.</w:t>
       </w:r>
     </w:p>
     <w:p>

--- a/output/summary/product/FederatedGqlBreakDown-FE-product.docx
+++ b/output/summary/product/FederatedGqlBreakDown-FE-product.docx
@@ -944,7 +944,7 @@
                 <w:rFonts w:ascii="Courier New" w:hAnsi="Courier New"/>
                 <w:sz w:val="18"/>
               </w:rPr>
-              <w:t>PRODUCT-BE-B-02</w:t>
+              <w:t>PRODUCT-BE-B-04</w:t>
             </w:r>
             <w:r>
               <w:rPr>
@@ -1263,7 +1263,7 @@
                 <w:rFonts w:ascii="Courier New" w:hAnsi="Courier New"/>
                 <w:sz w:val="18"/>
               </w:rPr>
-              <w:t>PRODUCT-BE-B-02</w:t>
+              <w:t>PRODUCT-BE-B-03</w:t>
             </w:r>
           </w:p>
         </w:tc>
@@ -1554,7 +1554,7 @@
                 <w:rFonts w:ascii="Courier New" w:hAnsi="Courier New"/>
                 <w:sz w:val="18"/>
               </w:rPr>
-              <w:t>PRODUCT-BE-B-06</w:t>
+              <w:t>PRODUCT-BE-B-07</w:t>
             </w:r>
             <w:r>
               <w:rPr>
@@ -1568,6 +1568,34 @@
                 <w:rFonts w:ascii="Courier New" w:hAnsi="Courier New"/>
                 <w:sz w:val="18"/>
               </w:rPr>
+              <w:t>PRODUCT-BE-B-08</w:t>
+            </w:r>
+            <w:r>
+              <w:rPr>
+                <w:color w:val="373737"/>
+                <w:sz w:val="18"/>
+              </w:rPr>
+              <w:t xml:space="preserve">, </w:t>
+            </w:r>
+            <w:r>
+              <w:rPr>
+                <w:rFonts w:ascii="Courier New" w:hAnsi="Courier New"/>
+                <w:sz w:val="18"/>
+              </w:rPr>
+              <w:t>PRODUCT-BE-B-09</w:t>
+            </w:r>
+            <w:r>
+              <w:rPr>
+                <w:color w:val="373737"/>
+                <w:sz w:val="18"/>
+              </w:rPr>
+              <w:t xml:space="preserve">, </w:t>
+            </w:r>
+            <w:r>
+              <w:rPr>
+                <w:rFonts w:ascii="Courier New" w:hAnsi="Courier New"/>
+                <w:sz w:val="18"/>
+              </w:rPr>
               <w:t>PRODUCT-BE-B-10</w:t>
             </w:r>
             <w:r>
@@ -1582,6 +1610,20 @@
                 <w:rFonts w:ascii="Courier New" w:hAnsi="Courier New"/>
                 <w:sz w:val="18"/>
               </w:rPr>
+              <w:t>PRODUCT-BE-B-11</w:t>
+            </w:r>
+            <w:r>
+              <w:rPr>
+                <w:color w:val="373737"/>
+                <w:sz w:val="18"/>
+              </w:rPr>
+              <w:t xml:space="preserve">, </w:t>
+            </w:r>
+            <w:r>
+              <w:rPr>
+                <w:rFonts w:ascii="Courier New" w:hAnsi="Courier New"/>
+                <w:sz w:val="18"/>
+              </w:rPr>
               <w:t>PRODUCT-BE-C-05</w:t>
             </w:r>
             <w:r>
@@ -1596,7 +1638,35 @@
                 <w:rFonts w:ascii="Courier New" w:hAnsi="Courier New"/>
                 <w:sz w:val="18"/>
               </w:rPr>
-              <w:t>PRODUCT-BE-D-14</w:t>
+              <w:t>PRODUCT-BE-D-15</w:t>
+            </w:r>
+            <w:r>
+              <w:rPr>
+                <w:color w:val="373737"/>
+                <w:sz w:val="18"/>
+              </w:rPr>
+              <w:t xml:space="preserve">, </w:t>
+            </w:r>
+            <w:r>
+              <w:rPr>
+                <w:rFonts w:ascii="Courier New" w:hAnsi="Courier New"/>
+                <w:sz w:val="18"/>
+              </w:rPr>
+              <w:t>PRODUCT-BE-D-16</w:t>
+            </w:r>
+            <w:r>
+              <w:rPr>
+                <w:color w:val="373737"/>
+                <w:sz w:val="18"/>
+              </w:rPr>
+              <w:t xml:space="preserve">, </w:t>
+            </w:r>
+            <w:r>
+              <w:rPr>
+                <w:rFonts w:ascii="Courier New" w:hAnsi="Courier New"/>
+                <w:sz w:val="18"/>
+              </w:rPr>
+              <w:t>PRODUCT-BE-D-17</w:t>
             </w:r>
           </w:p>
         </w:tc>
@@ -1908,6 +1978,20 @@
                 <w:sz w:val="18"/>
               </w:rPr>
               <w:t>PRODUCT-BE-D-10</w:t>
+            </w:r>
+            <w:r>
+              <w:rPr>
+                <w:color w:val="373737"/>
+                <w:sz w:val="18"/>
+              </w:rPr>
+              <w:t xml:space="preserve">, </w:t>
+            </w:r>
+            <w:r>
+              <w:rPr>
+                <w:rFonts w:ascii="Courier New" w:hAnsi="Courier New"/>
+                <w:sz w:val="18"/>
+              </w:rPr>
+              <w:t>PRODUCT-BE-D-13</w:t>
             </w:r>
             <w:r>
               <w:rPr>
@@ -2167,7 +2251,21 @@
                 <w:rFonts w:ascii="Courier New" w:hAnsi="Courier New"/>
                 <w:sz w:val="18"/>
               </w:rPr>
-              <w:t>PRODUCT-BE-D-10</w:t>
+              <w:t>PRODUCT-BE-D-07</w:t>
+            </w:r>
+            <w:r>
+              <w:rPr>
+                <w:color w:val="373737"/>
+                <w:sz w:val="18"/>
+              </w:rPr>
+              <w:t xml:space="preserve">, </w:t>
+            </w:r>
+            <w:r>
+              <w:rPr>
+                <w:rFonts w:ascii="Courier New" w:hAnsi="Courier New"/>
+                <w:sz w:val="18"/>
+              </w:rPr>
+              <w:t>PRODUCT-BE-D-12</w:t>
             </w:r>
             <w:r>
               <w:rPr>
@@ -2352,7 +2450,7 @@
                 <w:rFonts w:ascii="Courier New" w:hAnsi="Courier New"/>
                 <w:sz w:val="18"/>
               </w:rPr>
-              <w:t>PRODUCT-BE-D-06</w:t>
+              <w:t>PRODUCT-BE-D-09</w:t>
             </w:r>
           </w:p>
         </w:tc>
@@ -3146,7 +3244,7 @@
                 <w:rFonts w:ascii="Courier New" w:hAnsi="Courier New"/>
                 <w:sz w:val="18"/>
               </w:rPr>
-              <w:t>PRODUCT-BE-B-02</w:t>
+              <w:t>PRODUCT-BE-B-03</w:t>
             </w:r>
           </w:p>
         </w:tc>
@@ -3272,7 +3370,7 @@
                 <w:rFonts w:ascii="Courier New" w:hAnsi="Courier New"/>
                 <w:sz w:val="18"/>
               </w:rPr>
-              <w:t>PRODUCT-BE-B-02</w:t>
+              <w:t>PRODUCT-BE-B-04</w:t>
             </w:r>
             <w:r>
               <w:rPr>
@@ -3438,7 +3536,7 @@
                 <w:rFonts w:ascii="Courier New" w:hAnsi="Courier New"/>
                 <w:sz w:val="18"/>
               </w:rPr>
-              <w:t>PRODUCT-BE-B-06</w:t>
+              <w:t>PRODUCT-BE-B-07</w:t>
             </w:r>
             <w:r>
               <w:rPr>
@@ -3452,6 +3550,34 @@
                 <w:rFonts w:ascii="Courier New" w:hAnsi="Courier New"/>
                 <w:sz w:val="18"/>
               </w:rPr>
+              <w:t>PRODUCT-BE-B-08</w:t>
+            </w:r>
+            <w:r>
+              <w:rPr>
+                <w:color w:val="373737"/>
+                <w:sz w:val="18"/>
+              </w:rPr>
+              <w:t xml:space="preserve">, </w:t>
+            </w:r>
+            <w:r>
+              <w:rPr>
+                <w:rFonts w:ascii="Courier New" w:hAnsi="Courier New"/>
+                <w:sz w:val="18"/>
+              </w:rPr>
+              <w:t>PRODUCT-BE-B-09</w:t>
+            </w:r>
+            <w:r>
+              <w:rPr>
+                <w:color w:val="373737"/>
+                <w:sz w:val="18"/>
+              </w:rPr>
+              <w:t xml:space="preserve">, </w:t>
+            </w:r>
+            <w:r>
+              <w:rPr>
+                <w:rFonts w:ascii="Courier New" w:hAnsi="Courier New"/>
+                <w:sz w:val="18"/>
+              </w:rPr>
               <w:t>PRODUCT-BE-B-10</w:t>
             </w:r>
             <w:r>
@@ -3459,6 +3585,34 @@
                 <w:color w:val="373737"/>
                 <w:sz w:val="18"/>
               </w:rPr>
+              <w:t xml:space="preserve"> (+5)&lt;br&gt;</w:t>
+            </w:r>
+            <w:r>
+              <w:rPr>
+                <w:rFonts w:ascii="Courier New" w:hAnsi="Courier New"/>
+                <w:sz w:val="18"/>
+              </w:rPr>
+              <w:t>PRODUCT-FE-007</w:t>
+            </w:r>
+            <w:r>
+              <w:rPr>
+                <w:color w:val="373737"/>
+                <w:sz w:val="18"/>
+              </w:rPr>
+              <w:t xml:space="preserve"> → </w:t>
+            </w:r>
+            <w:r>
+              <w:rPr>
+                <w:rFonts w:ascii="Courier New" w:hAnsi="Courier New"/>
+                <w:sz w:val="18"/>
+              </w:rPr>
+              <w:t>PRODUCT-BE-D-01</w:t>
+            </w:r>
+            <w:r>
+              <w:rPr>
+                <w:color w:val="373737"/>
+                <w:sz w:val="18"/>
+              </w:rPr>
               <w:t xml:space="preserve">, </w:t>
             </w:r>
             <w:r>
@@ -3466,7 +3620,7 @@
                 <w:rFonts w:ascii="Courier New" w:hAnsi="Courier New"/>
                 <w:sz w:val="18"/>
               </w:rPr>
-              <w:t>PRODUCT-BE-C-05</w:t>
+              <w:t>PRODUCT-BE-D-02</w:t>
             </w:r>
             <w:r>
               <w:rPr>
@@ -3480,27 +3634,41 @@
                 <w:rFonts w:ascii="Courier New" w:hAnsi="Courier New"/>
                 <w:sz w:val="18"/>
               </w:rPr>
-              <w:t>PRODUCT-BE-D-14</w:t>
+              <w:t>PRODUCT-BE-D-03</w:t>
             </w:r>
             <w:r>
               <w:rPr>
                 <w:color w:val="373737"/>
                 <w:sz w:val="18"/>
               </w:rPr>
-              <w:t>&lt;br&gt;</w:t>
+              <w:t xml:space="preserve">, </w:t>
             </w:r>
             <w:r>
               <w:rPr>
                 <w:rFonts w:ascii="Courier New" w:hAnsi="Courier New"/>
                 <w:sz w:val="18"/>
               </w:rPr>
-              <w:t>PRODUCT-FE-007</w:t>
+              <w:t>PRODUCT-BE-D-04</w:t>
             </w:r>
             <w:r>
               <w:rPr>
                 <w:color w:val="373737"/>
                 <w:sz w:val="18"/>
               </w:rPr>
+              <w:t xml:space="preserve"> (+4)&lt;br&gt;</w:t>
+            </w:r>
+            <w:r>
+              <w:rPr>
+                <w:rFonts w:ascii="Courier New" w:hAnsi="Courier New"/>
+                <w:sz w:val="18"/>
+              </w:rPr>
+              <w:t>PRODUCT-FE-008</w:t>
+            </w:r>
+            <w:r>
+              <w:rPr>
+                <w:color w:val="373737"/>
+                <w:sz w:val="18"/>
+              </w:rPr>
               <w:t xml:space="preserve"> → </w:t>
             </w:r>
             <w:r>
@@ -3508,7 +3676,7 @@
                 <w:rFonts w:ascii="Courier New" w:hAnsi="Courier New"/>
                 <w:sz w:val="18"/>
               </w:rPr>
-              <w:t>PRODUCT-BE-D-01</w:t>
+              <w:t>PRODUCT-BE-D-06</w:t>
             </w:r>
             <w:r>
               <w:rPr>
@@ -3522,7 +3690,7 @@
                 <w:rFonts w:ascii="Courier New" w:hAnsi="Courier New"/>
                 <w:sz w:val="18"/>
               </w:rPr>
-              <w:t>PRODUCT-BE-D-02</w:t>
+              <w:t>PRODUCT-BE-D-07</w:t>
             </w:r>
             <w:r>
               <w:rPr>
@@ -3536,63 +3704,7 @@
                 <w:rFonts w:ascii="Courier New" w:hAnsi="Courier New"/>
                 <w:sz w:val="18"/>
               </w:rPr>
-              <w:t>PRODUCT-BE-D-03</w:t>
-            </w:r>
-            <w:r>
-              <w:rPr>
-                <w:color w:val="373737"/>
-                <w:sz w:val="18"/>
-              </w:rPr>
-              <w:t xml:space="preserve">, </w:t>
-            </w:r>
-            <w:r>
-              <w:rPr>
-                <w:rFonts w:ascii="Courier New" w:hAnsi="Courier New"/>
-                <w:sz w:val="18"/>
-              </w:rPr>
-              <w:t>PRODUCT-BE-D-04</w:t>
-            </w:r>
-            <w:r>
-              <w:rPr>
-                <w:color w:val="373737"/>
-                <w:sz w:val="18"/>
-              </w:rPr>
-              <w:t xml:space="preserve"> (+3)&lt;br&gt;</w:t>
-            </w:r>
-            <w:r>
-              <w:rPr>
-                <w:rFonts w:ascii="Courier New" w:hAnsi="Courier New"/>
-                <w:sz w:val="18"/>
-              </w:rPr>
-              <w:t>PRODUCT-FE-008</w:t>
-            </w:r>
-            <w:r>
-              <w:rPr>
-                <w:color w:val="373737"/>
-                <w:sz w:val="18"/>
-              </w:rPr>
-              <w:t xml:space="preserve"> → </w:t>
-            </w:r>
-            <w:r>
-              <w:rPr>
-                <w:rFonts w:ascii="Courier New" w:hAnsi="Courier New"/>
-                <w:sz w:val="18"/>
-              </w:rPr>
-              <w:t>PRODUCT-BE-D-06</w:t>
-            </w:r>
-            <w:r>
-              <w:rPr>
-                <w:color w:val="373737"/>
-                <w:sz w:val="18"/>
-              </w:rPr>
-              <w:t xml:space="preserve">, </w:t>
-            </w:r>
-            <w:r>
-              <w:rPr>
-                <w:rFonts w:ascii="Courier New" w:hAnsi="Courier New"/>
-                <w:sz w:val="18"/>
-              </w:rPr>
-              <w:t>PRODUCT-BE-D-10</w:t>
+              <w:t>PRODUCT-BE-D-12</w:t>
             </w:r>
           </w:p>
         </w:tc>
@@ -3982,7 +4094,7 @@
                 <w:rFonts w:ascii="Courier New" w:hAnsi="Courier New"/>
                 <w:sz w:val="18"/>
               </w:rPr>
-              <w:t>PRODUCT-BE-D-06</w:t>
+              <w:t>PRODUCT-BE-D-09</w:t>
             </w:r>
           </w:p>
         </w:tc>
